--- a/docs/questions/qs-conditionalprobability.docx
+++ b/docs/questions/qs-conditionalprobability.docx
@@ -52,7 +52,7 @@
         </w:rPr>
         <w:t xml:space="preserve"> </w:t>
       </w:r>
-      <w:hyperlink r:id="rId20">
+      <w:hyperlink r:id="rId9">
         <w:r>
           <w:rPr>
             <w:rStyle w:val="Hyperlink"/>
@@ -70,7 +70,7 @@
         <w:t xml:space="preserve">.</w:t>
       </w:r>
     </w:p>
-    <w:bookmarkStart w:id="21" w:name="q1"/>
+    <w:bookmarkStart w:id="10" w:name="q1"/>
     <w:p>
       <w:pPr>
         <w:pStyle w:val="Heading2"/>
@@ -561,8 +561,8 @@
         </w:pict>
       </w:r>
     </w:p>
-    <w:bookmarkEnd w:id="21"/>
-    <w:bookmarkStart w:id="22" w:name="q2"/>
+    <w:bookmarkEnd w:id="10"/>
+    <w:bookmarkStart w:id="11" w:name="q2"/>
     <w:p>
       <w:pPr>
         <w:pStyle w:val="Heading2"/>
@@ -813,8 +813,8 @@
         </w:pict>
       </w:r>
     </w:p>
-    <w:bookmarkEnd w:id="22"/>
-    <w:bookmarkStart w:id="24" w:name="q3"/>
+    <w:bookmarkEnd w:id="11"/>
+    <w:bookmarkStart w:id="13" w:name="q3"/>
     <w:p>
       <w:pPr>
         <w:pStyle w:val="Heading2"/>
@@ -854,24 +854,26 @@
       <m:oMath>
         <m:r>
           <m:rPr>
-            <m:sty m:val="p"/>
             <m:scr m:val="double-struck"/>
+            <m:sty m:val="p"/>
           </m:rPr>
           <m:t>P</m:t>
         </m:r>
-        <m:d>
-          <m:dPr>
-            <m:begChr m:val="("/>
-            <m:sepChr m:val=""/>
-            <m:endChr m:val=")"/>
-            <m:grow/>
-          </m:dPr>
-          <m:e>
-            <m:r>
-              <m:t>A</m:t>
-            </m:r>
-          </m:e>
-        </m:d>
+        <m:r>
+          <m:rPr>
+            <m:sty m:val="p"/>
+          </m:rPr>
+          <m:t>(</m:t>
+        </m:r>
+        <m:r>
+          <m:t>A</m:t>
+        </m:r>
+        <m:r>
+          <m:rPr>
+            <m:sty m:val="p"/>
+          </m:rPr>
+          <m:t>)</m:t>
+        </m:r>
         <m:r>
           <m:rPr>
             <m:sty m:val="p"/>
@@ -891,24 +893,26 @@
       <m:oMath>
         <m:r>
           <m:rPr>
-            <m:sty m:val="p"/>
             <m:scr m:val="double-struck"/>
+            <m:sty m:val="p"/>
           </m:rPr>
           <m:t>P</m:t>
         </m:r>
-        <m:d>
-          <m:dPr>
-            <m:begChr m:val="("/>
-            <m:sepChr m:val=""/>
-            <m:endChr m:val=")"/>
-            <m:grow/>
-          </m:dPr>
-          <m:e>
-            <m:r>
-              <m:t>B</m:t>
-            </m:r>
-          </m:e>
-        </m:d>
+        <m:r>
+          <m:rPr>
+            <m:sty m:val="p"/>
+          </m:rPr>
+          <m:t>(</m:t>
+        </m:r>
+        <m:r>
+          <m:t>B</m:t>
+        </m:r>
+        <m:r>
+          <m:rPr>
+            <m:sty m:val="p"/>
+          </m:rPr>
+          <m:t>)</m:t>
+        </m:r>
         <m:r>
           <m:rPr>
             <m:sty m:val="p"/>
@@ -928,33 +932,35 @@
       <m:oMath>
         <m:r>
           <m:rPr>
-            <m:sty m:val="p"/>
             <m:scr m:val="double-struck"/>
+            <m:sty m:val="p"/>
           </m:rPr>
           <m:t>P</m:t>
         </m:r>
-        <m:d>
-          <m:dPr>
-            <m:begChr m:val="("/>
-            <m:sepChr m:val=""/>
-            <m:endChr m:val=")"/>
-            <m:grow/>
-          </m:dPr>
-          <m:e>
-            <m:r>
-              <m:t>A</m:t>
-            </m:r>
-            <m:r>
-              <m:rPr>
-                <m:sty m:val="p"/>
-              </m:rPr>
-              <m:t>∩</m:t>
-            </m:r>
-            <m:r>
-              <m:t>B</m:t>
-            </m:r>
-          </m:e>
-        </m:d>
+        <m:r>
+          <m:rPr>
+            <m:sty m:val="p"/>
+          </m:rPr>
+          <m:t>(</m:t>
+        </m:r>
+        <m:r>
+          <m:t>A</m:t>
+        </m:r>
+        <m:r>
+          <m:rPr>
+            <m:sty m:val="p"/>
+          </m:rPr>
+          <m:t>∩</m:t>
+        </m:r>
+        <m:r>
+          <m:t>B</m:t>
+        </m:r>
+        <m:r>
+          <m:rPr>
+            <m:sty m:val="p"/>
+          </m:rPr>
+          <m:t>)</m:t>
+        </m:r>
         <m:r>
           <m:rPr>
             <m:sty m:val="p"/>
@@ -1020,24 +1026,26 @@
       <m:oMath>
         <m:r>
           <m:rPr>
-            <m:sty m:val="p"/>
             <m:scr m:val="double-struck"/>
+            <m:sty m:val="p"/>
           </m:rPr>
           <m:t>P</m:t>
         </m:r>
-        <m:d>
-          <m:dPr>
-            <m:begChr m:val="("/>
-            <m:sepChr m:val=""/>
-            <m:endChr m:val=")"/>
-            <m:grow/>
-          </m:dPr>
-          <m:e>
-            <m:r>
-              <m:t>A</m:t>
-            </m:r>
-          </m:e>
-        </m:d>
+        <m:r>
+          <m:rPr>
+            <m:sty m:val="p"/>
+          </m:rPr>
+          <m:t>(</m:t>
+        </m:r>
+        <m:r>
+          <m:t>A</m:t>
+        </m:r>
+        <m:r>
+          <m:rPr>
+            <m:sty m:val="p"/>
+          </m:rPr>
+          <m:t>)</m:t>
+        </m:r>
         <m:r>
           <m:rPr>
             <m:sty m:val="p"/>
@@ -1060,33 +1068,35 @@
       <m:oMath>
         <m:r>
           <m:rPr>
-            <m:sty m:val="p"/>
             <m:scr m:val="double-struck"/>
+            <m:sty m:val="p"/>
           </m:rPr>
           <m:t>P</m:t>
         </m:r>
-        <m:d>
-          <m:dPr>
-            <m:begChr m:val="("/>
-            <m:sepChr m:val=""/>
-            <m:endChr m:val=")"/>
-            <m:grow/>
-          </m:dPr>
-          <m:e>
-            <m:r>
-              <m:t>A</m:t>
-            </m:r>
-            <m:r>
-              <m:rPr>
-                <m:sty m:val="p"/>
-              </m:rPr>
-              <m:t>∣</m:t>
-            </m:r>
-            <m:r>
-              <m:t>B</m:t>
-            </m:r>
-          </m:e>
-        </m:d>
+        <m:r>
+          <m:rPr>
+            <m:sty m:val="p"/>
+          </m:rPr>
+          <m:t>(</m:t>
+        </m:r>
+        <m:r>
+          <m:t>A</m:t>
+        </m:r>
+        <m:r>
+          <m:rPr>
+            <m:sty m:val="p"/>
+          </m:rPr>
+          <m:t>∣</m:t>
+        </m:r>
+        <m:r>
+          <m:t>B</m:t>
+        </m:r>
+        <m:r>
+          <m:rPr>
+            <m:sty m:val="p"/>
+          </m:rPr>
+          <m:t>)</m:t>
+        </m:r>
         <m:r>
           <m:rPr>
             <m:sty m:val="p"/>
@@ -1152,24 +1162,26 @@
       <m:oMath>
         <m:r>
           <m:rPr>
-            <m:sty m:val="p"/>
             <m:scr m:val="double-struck"/>
+            <m:sty m:val="p"/>
           </m:rPr>
           <m:t>P</m:t>
         </m:r>
-        <m:d>
-          <m:dPr>
-            <m:begChr m:val="("/>
-            <m:sepChr m:val=""/>
-            <m:endChr m:val=")"/>
-            <m:grow/>
-          </m:dPr>
-          <m:e>
-            <m:r>
-              <m:t>A</m:t>
-            </m:r>
-          </m:e>
-        </m:d>
+        <m:r>
+          <m:rPr>
+            <m:sty m:val="p"/>
+          </m:rPr>
+          <m:t>(</m:t>
+        </m:r>
+        <m:r>
+          <m:t>A</m:t>
+        </m:r>
+        <m:r>
+          <m:rPr>
+            <m:sty m:val="p"/>
+          </m:rPr>
+          <m:t>)</m:t>
+        </m:r>
         <m:r>
           <m:rPr>
             <m:sty m:val="p"/>
@@ -1189,24 +1201,26 @@
       <m:oMath>
         <m:r>
           <m:rPr>
-            <m:sty m:val="p"/>
             <m:scr m:val="double-struck"/>
+            <m:sty m:val="p"/>
           </m:rPr>
           <m:t>P</m:t>
         </m:r>
-        <m:d>
-          <m:dPr>
-            <m:begChr m:val="("/>
-            <m:sepChr m:val=""/>
-            <m:endChr m:val=")"/>
-            <m:grow/>
-          </m:dPr>
-          <m:e>
-            <m:r>
-              <m:t>B</m:t>
-            </m:r>
-          </m:e>
-        </m:d>
+        <m:r>
+          <m:rPr>
+            <m:sty m:val="p"/>
+          </m:rPr>
+          <m:t>(</m:t>
+        </m:r>
+        <m:r>
+          <m:t>B</m:t>
+        </m:r>
+        <m:r>
+          <m:rPr>
+            <m:sty m:val="p"/>
+          </m:rPr>
+          <m:t>)</m:t>
+        </m:r>
         <m:r>
           <m:rPr>
             <m:sty m:val="p"/>
@@ -1226,33 +1240,35 @@
       <m:oMath>
         <m:r>
           <m:rPr>
-            <m:sty m:val="p"/>
             <m:scr m:val="double-struck"/>
+            <m:sty m:val="p"/>
           </m:rPr>
           <m:t>P</m:t>
         </m:r>
-        <m:d>
-          <m:dPr>
-            <m:begChr m:val="("/>
-            <m:sepChr m:val=""/>
-            <m:endChr m:val=")"/>
-            <m:grow/>
-          </m:dPr>
-          <m:e>
-            <m:r>
-              <m:t>A</m:t>
-            </m:r>
-            <m:r>
-              <m:rPr>
-                <m:sty m:val="p"/>
-              </m:rPr>
-              <m:t>∩</m:t>
-            </m:r>
-            <m:r>
-              <m:t>B</m:t>
-            </m:r>
-          </m:e>
-        </m:d>
+        <m:r>
+          <m:rPr>
+            <m:sty m:val="p"/>
+          </m:rPr>
+          <m:t>(</m:t>
+        </m:r>
+        <m:r>
+          <m:t>A</m:t>
+        </m:r>
+        <m:r>
+          <m:rPr>
+            <m:sty m:val="p"/>
+          </m:rPr>
+          <m:t>∩</m:t>
+        </m:r>
+        <m:r>
+          <m:t>B</m:t>
+        </m:r>
+        <m:r>
+          <m:rPr>
+            <m:sty m:val="p"/>
+          </m:rPr>
+          <m:t>)</m:t>
+        </m:r>
         <m:r>
           <m:rPr>
             <m:sty m:val="p"/>
@@ -1318,24 +1334,26 @@
       <m:oMath>
         <m:r>
           <m:rPr>
-            <m:sty m:val="p"/>
             <m:scr m:val="double-struck"/>
+            <m:sty m:val="p"/>
           </m:rPr>
           <m:t>P</m:t>
         </m:r>
-        <m:d>
-          <m:dPr>
-            <m:begChr m:val="("/>
-            <m:sepChr m:val=""/>
-            <m:endChr m:val=")"/>
-            <m:grow/>
-          </m:dPr>
-          <m:e>
-            <m:r>
-              <m:t>A</m:t>
-            </m:r>
-          </m:e>
-        </m:d>
+        <m:r>
+          <m:rPr>
+            <m:sty m:val="p"/>
+          </m:rPr>
+          <m:t>(</m:t>
+        </m:r>
+        <m:r>
+          <m:t>A</m:t>
+        </m:r>
+        <m:r>
+          <m:rPr>
+            <m:sty m:val="p"/>
+          </m:rPr>
+          <m:t>)</m:t>
+        </m:r>
         <m:r>
           <m:rPr>
             <m:sty m:val="p"/>
@@ -1358,33 +1376,35 @@
       <m:oMath>
         <m:r>
           <m:rPr>
-            <m:sty m:val="p"/>
             <m:scr m:val="double-struck"/>
+            <m:sty m:val="p"/>
           </m:rPr>
           <m:t>P</m:t>
         </m:r>
-        <m:d>
-          <m:dPr>
-            <m:begChr m:val="("/>
-            <m:sepChr m:val=""/>
-            <m:endChr m:val=")"/>
-            <m:grow/>
-          </m:dPr>
-          <m:e>
-            <m:r>
-              <m:t>A</m:t>
-            </m:r>
-            <m:r>
-              <m:rPr>
-                <m:sty m:val="p"/>
-              </m:rPr>
-              <m:t>∣</m:t>
-            </m:r>
-            <m:r>
-              <m:t>B</m:t>
-            </m:r>
-          </m:e>
-        </m:d>
+        <m:r>
+          <m:rPr>
+            <m:sty m:val="p"/>
+          </m:rPr>
+          <m:t>(</m:t>
+        </m:r>
+        <m:r>
+          <m:t>A</m:t>
+        </m:r>
+        <m:r>
+          <m:rPr>
+            <m:sty m:val="p"/>
+          </m:rPr>
+          <m:t>∣</m:t>
+        </m:r>
+        <m:r>
+          <m:t>B</m:t>
+        </m:r>
+        <m:r>
+          <m:rPr>
+            <m:sty m:val="p"/>
+          </m:rPr>
+          <m:t>)</m:t>
+        </m:r>
         <m:r>
           <m:rPr>
             <m:sty m:val="p"/>
@@ -1438,7 +1458,7 @@
       <w:pPr>
         <w:pStyle w:val="FirstParagraph"/>
       </w:pPr>
-      <w:hyperlink r:id="rId23">
+      <w:hyperlink r:id="rId12">
         <w:r>
           <w:rPr>
             <w:rStyle w:val="Hyperlink"/>
@@ -1454,8 +1474,8 @@
         </w:pict>
       </w:r>
     </w:p>
-    <w:bookmarkEnd w:id="24"/>
-    <w:bookmarkStart w:id="26" w:name="version-history-and-licensing"/>
+    <w:bookmarkEnd w:id="13"/>
+    <w:bookmarkStart w:id="15" w:name="version-history-and-licensing"/>
     <w:p>
       <w:pPr>
         <w:pStyle w:val="Heading2"/>
@@ -1476,7 +1496,7 @@
       <w:pPr>
         <w:pStyle w:val="BodyText"/>
       </w:pPr>
-      <w:hyperlink r:id="rId25">
+      <w:hyperlink r:id="rId14">
         <w:r>
           <w:rPr>
             <w:rStyle w:val="Hyperlink"/>
@@ -1485,7 +1505,7 @@
         </w:r>
       </w:hyperlink>
     </w:p>
-    <w:bookmarkEnd w:id="26"/>
+    <w:bookmarkEnd w:id="15"/>
     <w:sectPr>
       <w:pgSz w:h="15840" w:w="12240"/>
       <w:pgMar w:bottom="1440" w:footer="720" w:gutter="0" w:header="720" w:left="1440" w:right="1440" w:top="1440"/>
